--- a/files/RESUME_PETER_A_SAYEGH_SS26_EE.docx
+++ b/files/RESUME_PETER_A_SAYEGH_SS26_EE.docx
@@ -1484,7 +1484,39 @@
           <w:sz w:val="20"/>
           <w:lang w:val="en-FR"/>
         </w:rPr>
-        <w:t>Developed analog front-end signal processing pipeline for a wearable PLR monitoring device, isolating sub-0.1 Hz pupil signals from 10x higher-frequency noise floor</w:t>
+        <w:t xml:space="preserve">Developed analog front-end signal processing pipeline for a wearable </w:t>
+      </w:r>
+      <w:r>
+        <w:rPr>
+          <w:bCs/>
+          <w:sz w:val="20"/>
+          <w:lang w:val="en-FR"/>
+        </w:rPr>
+        <w:t>pupil light reflex (</w:t>
+      </w:r>
+      <w:r>
+        <w:rPr>
+          <w:bCs/>
+          <w:sz w:val="20"/>
+          <w:lang w:val="en-FR"/>
+        </w:rPr>
+        <w:t>PLR</w:t>
+      </w:r>
+      <w:r>
+        <w:rPr>
+          <w:bCs/>
+          <w:sz w:val="20"/>
+          <w:lang w:val="en-FR"/>
+        </w:rPr>
+        <w:t>)</w:t>
+      </w:r>
+      <w:r>
+        <w:rPr>
+          <w:bCs/>
+          <w:sz w:val="20"/>
+          <w:lang w:val="en-FR"/>
+        </w:rPr>
+        <w:t xml:space="preserve"> monitoring device, isolating sub-0.1 Hz pupil signals from 10x higher-frequency noise floor</w:t>
       </w:r>
     </w:p>
     <w:p>

--- a/files/RESUME_PETER_A_SAYEGH_SS26_EE.docx
+++ b/files/RESUME_PETER_A_SAYEGH_SS26_EE.docx
@@ -1,6 +1,6 @@
 
 <file path=word/document.xml><?xml version="1.0" encoding="utf-8"?>
-<w:document xmlns:wpc="http://schemas.microsoft.com/office/word/2010/wordprocessingCanvas" xmlns:cx="http://schemas.microsoft.com/office/drawing/2014/chartex" xmlns:cx1="http://schemas.microsoft.com/office/drawing/2015/9/8/chartex" xmlns:cx2="http://schemas.microsoft.com/office/drawing/2015/10/21/chartex" xmlns:cx3="http://schemas.microsoft.com/office/drawing/2016/5/9/chartex" xmlns:cx4="http://schemas.microsoft.com/office/drawing/2016/5/10/chartex" xmlns:cx5="http://schemas.microsoft.com/office/drawing/2016/5/11/chartex" xmlns:cx6="http://schemas.microsoft.com/office/drawing/2016/5/12/chartex" xmlns:cx7="http://schemas.microsoft.com/office/drawing/2016/5/13/chartex" xmlns:cx8="http://schemas.microsoft.com/office/drawing/2016/5/14/chartex" xmlns:mc="http://schemas.openxmlformats.org/markup-compatibility/2006" xmlns:aink="http://schemas.microsoft.com/office/drawing/2016/ink" xmlns:am3d="http://schemas.microsoft.com/office/drawing/2017/model3d" xmlns:o="urn:schemas-microsoft-com:office:office" xmlns:oel="http://schemas.microsoft.com/office/2019/extlst" xmlns:r="http://schemas.openxmlformats.org/officeDocument/2006/relationships" xmlns:m="http://schemas.openxmlformats.org/officeDocument/2006/math" xmlns:v="urn:schemas-microsoft-com:vml" xmlns:wp14="http://schemas.microsoft.com/office/word/2010/wordprocessingDrawing" xmlns:wp="http://schemas.openxmlformats.org/drawingml/2006/wordprocessingDrawing" xmlns:w10="urn:schemas-microsoft-com:office:word" xmlns:w="http://schemas.openxmlformats.org/wordprocessingml/2006/main" xmlns:w14="http://schemas.microsoft.com/office/word/2010/wordml" xmlns:w15="http://schemas.microsoft.com/office/word/2012/wordml" xmlns:w16cex="http://schemas.microsoft.com/office/word/2018/wordml/cex" xmlns:w16cid="http://schemas.microsoft.com/office/word/2016/wordml/cid" xmlns:w16="http://schemas.microsoft.com/office/word/2018/wordml" xmlns:w16du="http://schemas.microsoft.com/office/word/2023/wordml/word16du" xmlns:w16sdtdh="http://schemas.microsoft.com/office/word/2020/wordml/sdtdatahash" xmlns:w16sdtfl="http://schemas.microsoft.com/office/word/2024/wordml/sdtformatlock" xmlns:w16se="http://schemas.microsoft.com/office/word/2015/wordml/symex" xmlns:wpg="http://schemas.microsoft.com/office/word/2010/wordprocessingGroup" xmlns:wpi="http://schemas.microsoft.com/office/word/2010/wordprocessingInk" xmlns:wne="http://schemas.microsoft.com/office/word/2006/wordml" xmlns:wps="http://schemas.microsoft.com/office/word/2010/wordprocessingShape" mc:Ignorable="w14 w15 w16se w16cid w16 w16cex w16sdtdh w16sdtfl w16du wp14">
+<w:document xmlns:wpc="http://schemas.microsoft.com/office/word/2010/wordprocessingCanvas" xmlns:cx="http://schemas.microsoft.com/office/drawing/2014/chartex" xmlns:cx1="http://schemas.microsoft.com/office/drawing/2015/9/8/chartex" xmlns:cx2="http://schemas.microsoft.com/office/drawing/2015/10/21/chartex" xmlns:cx3="http://schemas.microsoft.com/office/drawing/2016/5/9/chartex" xmlns:cx4="http://schemas.microsoft.com/office/drawing/2016/5/10/chartex" xmlns:cx5="http://schemas.microsoft.com/office/drawing/2016/5/11/chartex" xmlns:cx6="http://schemas.microsoft.com/office/drawing/2016/5/12/chartex" xmlns:cx7="http://schemas.microsoft.com/office/drawing/2016/5/13/chartex" xmlns:cx8="http://schemas.microsoft.com/office/drawing/2016/5/14/chartex" xmlns:mc="http://schemas.openxmlformats.org/markup-compatibility/2006" xmlns:m="http://schemas.openxmlformats.org/officeDocument/2006/math" xmlns:aink="http://schemas.microsoft.com/office/drawing/2016/ink" xmlns:am3d="http://schemas.microsoft.com/office/drawing/2017/model3d" xmlns:oel="http://schemas.microsoft.com/office/2019/extlst" xmlns:r="http://schemas.openxmlformats.org/officeDocument/2006/relationships" xmlns:wp14="http://schemas.microsoft.com/office/word/2010/wordprocessingDrawing" xmlns:wp="http://schemas.openxmlformats.org/drawingml/2006/wordprocessingDrawing" xmlns:wpg="http://schemas.microsoft.com/office/word/2010/wordprocessingGroup" xmlns:wpi="http://schemas.microsoft.com/office/word/2010/wordprocessingInk" xmlns:wps="http://schemas.microsoft.com/office/word/2010/wordprocessingShape" xmlns:o="urn:schemas-microsoft-com:office:office" xmlns:v="urn:schemas-microsoft-com:vml" xmlns:w10="urn:schemas-microsoft-com:office:word" xmlns:w="http://schemas.openxmlformats.org/wordprocessingml/2006/main" xmlns:w14="http://schemas.microsoft.com/office/word/2010/wordml" xmlns:w15="http://schemas.microsoft.com/office/word/2012/wordml" xmlns:w16cex="http://schemas.microsoft.com/office/word/2018/wordml/cex" xmlns:w16cid="http://schemas.microsoft.com/office/word/2016/wordml/cid" xmlns:w16="http://schemas.microsoft.com/office/word/2018/wordml" xmlns:w16sdtdh="http://schemas.microsoft.com/office/word/2020/wordml/sdtdatahash" xmlns:w16sdtfl="http://schemas.microsoft.com/office/word/2024/wordml/sdtformatlock" xmlns:w16se="http://schemas.microsoft.com/office/word/2015/wordml/symex" xmlns:w16du="http://schemas.microsoft.com/office/word/2023/wordml/word16du" xmlns:wne="http://schemas.microsoft.com/office/word/2006/wordml" mc:Ignorable="w14 w15 w16se w16cid w16 w16cex w16sdtdh w16sdtfl w16du wp14">
   <w:body>
     <w:p>
       <w:pPr>
@@ -827,14 +827,12 @@
         <w:ind w:left="360"/>
         <w:rPr>
           <w:sz w:val="20"/>
-          <w:lang w:val="fr-FR"/>
-        </w:rPr>
-      </w:pPr>
-      <w:r>
-        <w:rPr>
-          <w:b/>
-          <w:sz w:val="20"/>
-          <w:lang w:val="fr-FR"/>
+        </w:rPr>
+      </w:pPr>
+      <w:r>
+        <w:rPr>
+          <w:b/>
+          <w:sz w:val="20"/>
         </w:rPr>
         <w:t>BS</w:t>
       </w:r>
@@ -843,15 +841,13 @@
           <w:b/>
           <w:spacing w:val="-6"/>
           <w:sz w:val="20"/>
-          <w:lang w:val="fr-FR"/>
-        </w:rPr>
-        <w:t xml:space="preserve"> </w:t>
-      </w:r>
-      <w:r>
-        <w:rPr>
-          <w:b/>
-          <w:sz w:val="20"/>
-          <w:lang w:val="fr-FR"/>
+        </w:rPr>
+        <w:t xml:space="preserve"> </w:t>
+      </w:r>
+      <w:r>
+        <w:rPr>
+          <w:b/>
+          <w:sz w:val="20"/>
         </w:rPr>
         <w:t>in</w:t>
       </w:r>
@@ -860,34 +856,28 @@
           <w:b/>
           <w:spacing w:val="-5"/>
           <w:sz w:val="20"/>
-          <w:lang w:val="fr-FR"/>
-        </w:rPr>
-        <w:t xml:space="preserve"> </w:t>
-      </w:r>
-      <w:proofErr w:type="spellStart"/>
-      <w:r>
-        <w:rPr>
-          <w:b/>
-          <w:sz w:val="20"/>
-          <w:lang w:val="fr-FR"/>
+        </w:rPr>
+        <w:t xml:space="preserve"> </w:t>
+      </w:r>
+      <w:r>
+        <w:rPr>
+          <w:b/>
+          <w:sz w:val="20"/>
         </w:rPr>
         <w:t>Mathematics</w:t>
       </w:r>
-      <w:proofErr w:type="spellEnd"/>
       <w:r>
         <w:rPr>
           <w:b/>
           <w:spacing w:val="-6"/>
           <w:sz w:val="20"/>
-          <w:lang w:val="fr-FR"/>
-        </w:rPr>
-        <w:t xml:space="preserve"> </w:t>
-      </w:r>
-      <w:r>
-        <w:rPr>
-          <w:b/>
-          <w:sz w:val="20"/>
-          <w:lang w:val="fr-FR"/>
+        </w:rPr>
+        <w:t xml:space="preserve"> </w:t>
+      </w:r>
+      <w:r>
+        <w:rPr>
+          <w:b/>
+          <w:sz w:val="20"/>
         </w:rPr>
         <w:t>and</w:t>
       </w:r>
@@ -896,51 +886,34 @@
           <w:b/>
           <w:spacing w:val="-5"/>
           <w:sz w:val="20"/>
-          <w:lang w:val="fr-FR"/>
-        </w:rPr>
-        <w:t xml:space="preserve"> </w:t>
-      </w:r>
-      <w:proofErr w:type="spellStart"/>
-      <w:r>
-        <w:rPr>
-          <w:b/>
-          <w:sz w:val="20"/>
-          <w:lang w:val="fr-FR"/>
-        </w:rPr>
-        <w:t>Physics</w:t>
-      </w:r>
-      <w:proofErr w:type="spellEnd"/>
-      <w:r>
-        <w:rPr>
-          <w:b/>
-          <w:sz w:val="20"/>
-          <w:lang w:val="fr-FR"/>
-        </w:rPr>
-        <w:t>,</w:t>
+        </w:rPr>
+        <w:t xml:space="preserve"> </w:t>
+      </w:r>
+      <w:r>
+        <w:rPr>
+          <w:b/>
+          <w:sz w:val="20"/>
+        </w:rPr>
+        <w:t>Physics,</w:t>
       </w:r>
       <w:r>
         <w:rPr>
           <w:b/>
           <w:spacing w:val="-6"/>
           <w:sz w:val="20"/>
-          <w:lang w:val="fr-FR"/>
-        </w:rPr>
-        <w:t xml:space="preserve"> </w:t>
-      </w:r>
-      <w:proofErr w:type="gramStart"/>
-      <w:r>
-        <w:rPr>
-          <w:sz w:val="20"/>
-          <w:lang w:val="fr-FR"/>
+        </w:rPr>
+        <w:t xml:space="preserve"> </w:t>
+      </w:r>
+      <w:r>
+        <w:rPr>
+          <w:sz w:val="20"/>
         </w:rPr>
         <w:t>GPA:</w:t>
       </w:r>
-      <w:proofErr w:type="gramEnd"/>
       <w:r>
         <w:rPr>
           <w:spacing w:val="-5"/>
           <w:sz w:val="20"/>
-          <w:lang w:val="fr-FR"/>
         </w:rPr>
         <w:t xml:space="preserve"> </w:t>
       </w:r>
@@ -948,14 +921,12 @@
         <w:rPr>
           <w:spacing w:val="-2"/>
           <w:sz w:val="20"/>
-          <w:lang w:val="fr-FR"/>
         </w:rPr>
         <w:t>3.75/4.0</w:t>
       </w:r>
       <w:r>
         <w:rPr>
           <w:sz w:val="20"/>
-          <w:lang w:val="fr-FR"/>
         </w:rPr>
         <w:tab/>
         <w:t>Jun</w:t>
@@ -964,7 +935,6 @@
         <w:rPr>
           <w:spacing w:val="-5"/>
           <w:sz w:val="20"/>
-          <w:lang w:val="fr-FR"/>
         </w:rPr>
         <w:t xml:space="preserve"> </w:t>
       </w:r>
@@ -972,7 +942,6 @@
         <w:rPr>
           <w:spacing w:val="-4"/>
           <w:sz w:val="20"/>
-          <w:lang w:val="fr-FR"/>
         </w:rPr>
         <w:t>2025</w:t>
       </w:r>
@@ -1452,14 +1421,7 @@
           <w:spacing w:val="-4"/>
           <w:sz w:val="20"/>
         </w:rPr>
-        <w:t>202</w:t>
-      </w:r>
-      <w:r>
-        <w:rPr>
-          <w:spacing w:val="-4"/>
-          <w:sz w:val="20"/>
-        </w:rPr>
-        <w:t>6 - Present</w:t>
+        <w:t>2026 - Present</w:t>
       </w:r>
     </w:p>
     <w:p>
@@ -1484,7 +1446,7 @@
           <w:sz w:val="20"/>
           <w:lang w:val="en-FR"/>
         </w:rPr>
-        <w:t xml:space="preserve">Developed analog front-end signal processing pipeline for a wearable </w:t>
+        <w:t>Developed a heart rate extraction pipeline for a 12-channel optical wearable</w:t>
       </w:r>
       <w:r>
         <w:rPr>
@@ -1492,7 +1454,7 @@
           <w:sz w:val="20"/>
           <w:lang w:val="en-FR"/>
         </w:rPr>
-        <w:t>pupil light reflex (</w:t>
+        <w:t>,</w:t>
       </w:r>
       <w:r>
         <w:rPr>
@@ -1500,23 +1462,7 @@
           <w:sz w:val="20"/>
           <w:lang w:val="en-FR"/>
         </w:rPr>
-        <w:t>PLR</w:t>
-      </w:r>
-      <w:r>
-        <w:rPr>
-          <w:bCs/>
-          <w:sz w:val="20"/>
-          <w:lang w:val="en-FR"/>
-        </w:rPr>
-        <w:t>)</w:t>
-      </w:r>
-      <w:r>
-        <w:rPr>
-          <w:bCs/>
-          <w:sz w:val="20"/>
-          <w:lang w:val="en-FR"/>
-        </w:rPr>
-        <w:t xml:space="preserve"> monitoring device, isolating sub-0.1 Hz pupil signals from 10x higher-frequency noise floor</w:t>
+        <w:t xml:space="preserve"> achieving 1-3 bpm clinical accuracy</w:t>
       </w:r>
     </w:p>
     <w:p>
@@ -1532,32 +1478,15 @@
         <w:rPr>
           <w:bCs/>
           <w:sz w:val="20"/>
+        </w:rPr>
+      </w:pPr>
+      <w:r>
+        <w:rPr>
+          <w:bCs/>
+          <w:sz w:val="20"/>
           <w:lang w:val="en-FR"/>
         </w:rPr>
-      </w:pPr>
-      <w:r>
-        <w:rPr>
-          <w:bCs/>
-          <w:sz w:val="20"/>
-          <w:lang w:val="en-FR"/>
-        </w:rPr>
-        <w:t xml:space="preserve">Designed </w:t>
-      </w:r>
-      <w:r>
-        <w:rPr>
-          <w:bCs/>
-          <w:sz w:val="20"/>
-          <w:lang w:val="en-FR"/>
-        </w:rPr>
-        <w:t xml:space="preserve">a </w:t>
-      </w:r>
-      <w:r>
-        <w:rPr>
-          <w:bCs/>
-          <w:sz w:val="20"/>
-          <w:lang w:val="en-FR"/>
-        </w:rPr>
-        <w:t>zero-phase Chebyshev Type II bandpass filter with reflection-padded segmentation, eliminating flash-induced ringing artifacts across all inter-flash segments</w:t>
+        <w:t>Prototyped PPG and temperature acquisition systems using ESP32 microcontrollers with synchronized respiration belt recording</w:t>
       </w:r>
     </w:p>
     <w:p>
@@ -1581,7 +1510,38 @@
           <w:sz w:val="20"/>
           <w:lang w:val="en-FR"/>
         </w:rPr>
-        <w:t>Implemented Arduino Nano ESP32 thermal monitoring subsystem with bandgap-referenced sensing, maintaining device temperature within safe operating bounds during continuous use</w:t>
+        <w:t>Assembled an</w:t>
+      </w:r>
+      <w:r>
+        <w:rPr>
+          <w:bCs/>
+          <w:sz w:val="20"/>
+          <w:lang w:val="en-FR"/>
+        </w:rPr>
+        <w:t xml:space="preserve"> IR LED illumination array on </w:t>
+      </w:r>
+      <w:r>
+        <w:rPr>
+          <w:bCs/>
+          <w:sz w:val="20"/>
+          <w:lang w:val="en-FR"/>
+        </w:rPr>
+        <w:t xml:space="preserve">a </w:t>
+      </w:r>
+      <w:r>
+        <w:rPr>
+          <w:bCs/>
+          <w:sz w:val="20"/>
+          <w:lang w:val="en-FR"/>
+        </w:rPr>
+        <w:t xml:space="preserve">perfboard </w:t>
+      </w:r>
+      <w:r>
+        <w:rPr>
+          <w:bCs/>
+          <w:sz w:val="20"/>
+        </w:rPr>
+        <w:t>to provide stable background illumination, reducing ambient light interference in pupil tracking</w:t>
       </w:r>
     </w:p>
     <w:p>
@@ -1591,6 +1551,7 @@
         </w:tabs>
         <w:ind w:left="360"/>
         <w:rPr>
+          <w:bCs/>
           <w:sz w:val="20"/>
         </w:rPr>
       </w:pPr>
@@ -3269,17 +3230,8 @@
           <w:spacing w:val="-2"/>
           <w:sz w:val="20"/>
         </w:rPr>
-        <w:t xml:space="preserve">, PLECS, </w:t>
-      </w:r>
-      <w:proofErr w:type="spellStart"/>
-      <w:r>
-        <w:rPr>
-          <w:spacing w:val="-2"/>
-          <w:sz w:val="20"/>
-        </w:rPr>
-        <w:t>LTSpice</w:t>
-      </w:r>
-      <w:proofErr w:type="spellEnd"/>
+        <w:t>, PLECS, LTSpice</w:t>
+      </w:r>
       <w:r>
         <w:rPr>
           <w:spacing w:val="-2"/>
@@ -3968,7 +3920,7 @@
 </file>
 
 <file path=word/numbering.xml><?xml version="1.0" encoding="utf-8"?>
-<w:numbering xmlns:wpc="http://schemas.microsoft.com/office/word/2010/wordprocessingCanvas" xmlns:cx="http://schemas.microsoft.com/office/drawing/2014/chartex" xmlns:cx1="http://schemas.microsoft.com/office/drawing/2015/9/8/chartex" xmlns:cx2="http://schemas.microsoft.com/office/drawing/2015/10/21/chartex" xmlns:cx3="http://schemas.microsoft.com/office/drawing/2016/5/9/chartex" xmlns:cx4="http://schemas.microsoft.com/office/drawing/2016/5/10/chartex" xmlns:cx5="http://schemas.microsoft.com/office/drawing/2016/5/11/chartex" xmlns:cx6="http://schemas.microsoft.com/office/drawing/2016/5/12/chartex" xmlns:cx7="http://schemas.microsoft.com/office/drawing/2016/5/13/chartex" xmlns:cx8="http://schemas.microsoft.com/office/drawing/2016/5/14/chartex" xmlns:mc="http://schemas.openxmlformats.org/markup-compatibility/2006" xmlns:aink="http://schemas.microsoft.com/office/drawing/2016/ink" xmlns:am3d="http://schemas.microsoft.com/office/drawing/2017/model3d" xmlns:o="urn:schemas-microsoft-com:office:office" xmlns:oel="http://schemas.microsoft.com/office/2019/extlst" xmlns:r="http://schemas.openxmlformats.org/officeDocument/2006/relationships" xmlns:m="http://schemas.openxmlformats.org/officeDocument/2006/math" xmlns:v="urn:schemas-microsoft-com:vml" xmlns:wp14="http://schemas.microsoft.com/office/word/2010/wordprocessingDrawing" xmlns:wp="http://schemas.openxmlformats.org/drawingml/2006/wordprocessingDrawing" xmlns:w10="urn:schemas-microsoft-com:office:word" xmlns:w="http://schemas.openxmlformats.org/wordprocessingml/2006/main" xmlns:w14="http://schemas.microsoft.com/office/word/2010/wordml" xmlns:w15="http://schemas.microsoft.com/office/word/2012/wordml" xmlns:w16cex="http://schemas.microsoft.com/office/word/2018/wordml/cex" xmlns:w16cid="http://schemas.microsoft.com/office/word/2016/wordml/cid" xmlns:w16="http://schemas.microsoft.com/office/word/2018/wordml" xmlns:w16du="http://schemas.microsoft.com/office/word/2023/wordml/word16du" xmlns:w16sdtdh="http://schemas.microsoft.com/office/word/2020/wordml/sdtdatahash" xmlns:w16sdtfl="http://schemas.microsoft.com/office/word/2024/wordml/sdtformatlock" xmlns:w16se="http://schemas.microsoft.com/office/word/2015/wordml/symex" xmlns:wpg="http://schemas.microsoft.com/office/word/2010/wordprocessingGroup" xmlns:wpi="http://schemas.microsoft.com/office/word/2010/wordprocessingInk" xmlns:wne="http://schemas.microsoft.com/office/word/2006/wordml" xmlns:wps="http://schemas.microsoft.com/office/word/2010/wordprocessingShape" mc:Ignorable="w14 w15 w16se w16cid w16 w16cex w16sdtdh w16sdtfl w16du wp14">
+<w:numbering xmlns:wpc="http://schemas.microsoft.com/office/word/2010/wordprocessingCanvas" xmlns:cx="http://schemas.microsoft.com/office/drawing/2014/chartex" xmlns:cx1="http://schemas.microsoft.com/office/drawing/2015/9/8/chartex" xmlns:cx2="http://schemas.microsoft.com/office/drawing/2015/10/21/chartex" xmlns:cx3="http://schemas.microsoft.com/office/drawing/2016/5/9/chartex" xmlns:cx4="http://schemas.microsoft.com/office/drawing/2016/5/10/chartex" xmlns:cx5="http://schemas.microsoft.com/office/drawing/2016/5/11/chartex" xmlns:cx6="http://schemas.microsoft.com/office/drawing/2016/5/12/chartex" xmlns:cx7="http://schemas.microsoft.com/office/drawing/2016/5/13/chartex" xmlns:cx8="http://schemas.microsoft.com/office/drawing/2016/5/14/chartex" xmlns:mc="http://schemas.openxmlformats.org/markup-compatibility/2006" xmlns:m="http://schemas.openxmlformats.org/officeDocument/2006/math" xmlns:aink="http://schemas.microsoft.com/office/drawing/2016/ink" xmlns:am3d="http://schemas.microsoft.com/office/drawing/2017/model3d" xmlns:oel="http://schemas.microsoft.com/office/2019/extlst" xmlns:r="http://schemas.openxmlformats.org/officeDocument/2006/relationships" xmlns:wp14="http://schemas.microsoft.com/office/word/2010/wordprocessingDrawing" xmlns:wp="http://schemas.openxmlformats.org/drawingml/2006/wordprocessingDrawing" xmlns:wpg="http://schemas.microsoft.com/office/word/2010/wordprocessingGroup" xmlns:wpi="http://schemas.microsoft.com/office/word/2010/wordprocessingInk" xmlns:wps="http://schemas.microsoft.com/office/word/2010/wordprocessingShape" xmlns:o="urn:schemas-microsoft-com:office:office" xmlns:v="urn:schemas-microsoft-com:vml" xmlns:w10="urn:schemas-microsoft-com:office:word" xmlns:w="http://schemas.openxmlformats.org/wordprocessingml/2006/main" xmlns:w14="http://schemas.microsoft.com/office/word/2010/wordml" xmlns:w15="http://schemas.microsoft.com/office/word/2012/wordml" xmlns:w16cex="http://schemas.microsoft.com/office/word/2018/wordml/cex" xmlns:w16cid="http://schemas.microsoft.com/office/word/2016/wordml/cid" xmlns:w16="http://schemas.microsoft.com/office/word/2018/wordml" xmlns:w16sdtdh="http://schemas.microsoft.com/office/word/2020/wordml/sdtdatahash" xmlns:w16sdtfl="http://schemas.microsoft.com/office/word/2024/wordml/sdtformatlock" xmlns:w16se="http://schemas.microsoft.com/office/word/2015/wordml/symex" xmlns:w16du="http://schemas.microsoft.com/office/word/2023/wordml/word16du" xmlns:wne="http://schemas.microsoft.com/office/word/2006/wordml" mc:Ignorable="w14 w15 w16se w16cid w16 w16cex w16sdtdh w16sdtfl w16du wp14">
   <w:abstractNum w:abstractNumId="0" w15:restartNumberingAfterBreak="0">
     <w:nsid w:val="00A741C8"/>
     <w:multiLevelType w:val="hybridMultilevel"/>
@@ -5032,7 +4984,7 @@
 </file>
 
 <file path=word/styles.xml><?xml version="1.0" encoding="utf-8"?>
-<w:styles xmlns:mc="http://schemas.openxmlformats.org/markup-compatibility/2006" xmlns:r="http://schemas.openxmlformats.org/officeDocument/2006/relationships" xmlns:w="http://schemas.openxmlformats.org/wordprocessingml/2006/main" xmlns:w14="http://schemas.microsoft.com/office/word/2010/wordml" xmlns:w15="http://schemas.microsoft.com/office/word/2012/wordml" xmlns:w16cex="http://schemas.microsoft.com/office/word/2018/wordml/cex" xmlns:w16cid="http://schemas.microsoft.com/office/word/2016/wordml/cid" xmlns:w16="http://schemas.microsoft.com/office/word/2018/wordml" xmlns:w16du="http://schemas.microsoft.com/office/word/2023/wordml/word16du" xmlns:w16sdtdh="http://schemas.microsoft.com/office/word/2020/wordml/sdtdatahash" xmlns:w16sdtfl="http://schemas.microsoft.com/office/word/2024/wordml/sdtformatlock" xmlns:w16se="http://schemas.microsoft.com/office/word/2015/wordml/symex" mc:Ignorable="w14 w15 w16se w16cid w16 w16cex w16sdtdh w16sdtfl w16du">
+<w:styles xmlns:mc="http://schemas.openxmlformats.org/markup-compatibility/2006" xmlns:r="http://schemas.openxmlformats.org/officeDocument/2006/relationships" xmlns:w="http://schemas.openxmlformats.org/wordprocessingml/2006/main" xmlns:w14="http://schemas.microsoft.com/office/word/2010/wordml" xmlns:w15="http://schemas.microsoft.com/office/word/2012/wordml" xmlns:w16cex="http://schemas.microsoft.com/office/word/2018/wordml/cex" xmlns:w16cid="http://schemas.microsoft.com/office/word/2016/wordml/cid" xmlns:w16="http://schemas.microsoft.com/office/word/2018/wordml" xmlns:w16sdtdh="http://schemas.microsoft.com/office/word/2020/wordml/sdtdatahash" xmlns:w16sdtfl="http://schemas.microsoft.com/office/word/2024/wordml/sdtformatlock" xmlns:w16se="http://schemas.microsoft.com/office/word/2015/wordml/symex" xmlns:w16du="http://schemas.microsoft.com/office/word/2023/wordml/word16du" mc:Ignorable="w14 w15 w16se w16cid w16 w16cex w16sdtdh w16sdtfl w16du">
   <w:docDefaults>
     <w:rPrDefault>
       <w:rPr>

--- a/files/RESUME_PETER_A_SAYEGH_SS26_EE.docx
+++ b/files/RESUME_PETER_A_SAYEGH_SS26_EE.docx
@@ -627,70 +627,76 @@
         <w:t xml:space="preserve"> </w:t>
       </w:r>
       <w:r>
-        <w:t>Circuits</w:t>
-      </w:r>
-      <w:r>
-        <w:t xml:space="preserve"> (IC)</w:t>
-      </w:r>
-      <w:r>
+        <w:t>Circuits,</w:t>
+      </w:r>
+      <w:r>
+        <w:rPr>
+          <w:spacing w:val="-8"/>
+        </w:rPr>
+        <w:t xml:space="preserve"> </w:t>
+      </w:r>
+      <w:r>
+        <w:t>Power</w:t>
+      </w:r>
+      <w:r>
+        <w:rPr>
+          <w:spacing w:val="-8"/>
+        </w:rPr>
+        <w:t xml:space="preserve"> </w:t>
+      </w:r>
+      <w:r>
+        <w:t>Electronics,</w:t>
+      </w:r>
+      <w:r>
+        <w:rPr>
+          <w:spacing w:val="-8"/>
+        </w:rPr>
+        <w:t xml:space="preserve"> </w:t>
+      </w:r>
+      <w:r>
+        <w:t>MOS</w:t>
+      </w:r>
+      <w:r>
+        <w:rPr>
+          <w:spacing w:val="-8"/>
+        </w:rPr>
+        <w:t xml:space="preserve"> </w:t>
+      </w:r>
+      <w:r>
+        <w:rPr>
+          <w:spacing w:val="-2"/>
+        </w:rPr>
+        <w:t>Transistors</w:t>
+      </w:r>
+      <w:r>
+        <w:rPr>
+          <w:spacing w:val="-2"/>
+        </w:rPr>
+        <w:t xml:space="preserve">, Analog-Digital Interfaces in VLSI, Embedded AI, </w:t>
+      </w:r>
+      <w:r>
+        <w:rPr>
+          <w:spacing w:val="-2"/>
+        </w:rPr>
+        <w:t>Microwave Circuit Design</w:t>
+      </w:r>
+      <w:r>
+        <w:rPr>
+          <w:spacing w:val="-2"/>
+        </w:rPr>
         <w:t>,</w:t>
       </w:r>
       <w:r>
         <w:rPr>
-          <w:spacing w:val="-8"/>
-        </w:rPr>
-        <w:t xml:space="preserve"> </w:t>
-      </w:r>
-      <w:r>
-        <w:t>Power</w:t>
-      </w:r>
-      <w:r>
-        <w:rPr>
-          <w:spacing w:val="-8"/>
-        </w:rPr>
-        <w:t xml:space="preserve"> </w:t>
-      </w:r>
-      <w:r>
-        <w:t>Electronics,</w:t>
-      </w:r>
-      <w:r>
-        <w:rPr>
-          <w:spacing w:val="-8"/>
-        </w:rPr>
-        <w:t xml:space="preserve"> </w:t>
-      </w:r>
-      <w:r>
-        <w:t>MOS</w:t>
-      </w:r>
-      <w:r>
-        <w:rPr>
-          <w:spacing w:val="-8"/>
-        </w:rPr>
-        <w:t xml:space="preserve"> </w:t>
-      </w:r>
-      <w:r>
-        <w:rPr>
           <w:spacing w:val="-2"/>
         </w:rPr>
-        <w:t>Transistors</w:t>
+        <w:t xml:space="preserve"> </w:t>
       </w:r>
       <w:r>
         <w:rPr>
           <w:spacing w:val="-2"/>
         </w:rPr>
-        <w:t xml:space="preserve">, Analog-Digital Interfaces in VLSI, Embedded AI, </w:t>
-      </w:r>
-      <w:r>
-        <w:rPr>
-          <w:spacing w:val="-2"/>
-        </w:rPr>
-        <w:t>Microwave Circuit Design</w:t>
-      </w:r>
-      <w:r>
-        <w:rPr>
-          <w:spacing w:val="-2"/>
-        </w:rPr>
-        <w:t>, Power Management IC, Millimeter-wave IC Design</w:t>
+        <w:t xml:space="preserve">Motor Drive Systems, Nonlinear and Adaptive Control </w:t>
       </w:r>
     </w:p>
     <w:p>
@@ -827,12 +833,14 @@
         <w:ind w:left="360"/>
         <w:rPr>
           <w:sz w:val="20"/>
-        </w:rPr>
-      </w:pPr>
-      <w:r>
-        <w:rPr>
-          <w:b/>
-          <w:sz w:val="20"/>
+          <w:lang w:val="fr-FR"/>
+        </w:rPr>
+      </w:pPr>
+      <w:r>
+        <w:rPr>
+          <w:b/>
+          <w:sz w:val="20"/>
+          <w:lang w:val="fr-FR"/>
         </w:rPr>
         <w:t>BS</w:t>
       </w:r>
@@ -841,13 +849,15 @@
           <w:b/>
           <w:spacing w:val="-6"/>
           <w:sz w:val="20"/>
-        </w:rPr>
-        <w:t xml:space="preserve"> </w:t>
-      </w:r>
-      <w:r>
-        <w:rPr>
-          <w:b/>
-          <w:sz w:val="20"/>
+          <w:lang w:val="fr-FR"/>
+        </w:rPr>
+        <w:t xml:space="preserve"> </w:t>
+      </w:r>
+      <w:r>
+        <w:rPr>
+          <w:b/>
+          <w:sz w:val="20"/>
+          <w:lang w:val="fr-FR"/>
         </w:rPr>
         <w:t>in</w:t>
       </w:r>
@@ -856,13 +866,16 @@
           <w:b/>
           <w:spacing w:val="-5"/>
           <w:sz w:val="20"/>
-        </w:rPr>
-        <w:t xml:space="preserve"> </w:t>
-      </w:r>
-      <w:r>
-        <w:rPr>
-          <w:b/>
-          <w:sz w:val="20"/>
+          <w:lang w:val="fr-FR"/>
+        </w:rPr>
+        <w:t xml:space="preserve"> </w:t>
+      </w:r>
+      <w:proofErr w:type="spellStart"/>
+      <w:r>
+        <w:rPr>
+          <w:b/>
+          <w:sz w:val="20"/>
+          <w:lang w:val="fr-FR"/>
         </w:rPr>
         <w:t>Mathematics</w:t>
       </w:r>
@@ -871,13 +884,15 @@
           <w:b/>
           <w:spacing w:val="-6"/>
           <w:sz w:val="20"/>
-        </w:rPr>
-        <w:t xml:space="preserve"> </w:t>
-      </w:r>
-      <w:r>
-        <w:rPr>
-          <w:b/>
-          <w:sz w:val="20"/>
+          <w:lang w:val="fr-FR"/>
+        </w:rPr>
+        <w:t xml:space="preserve"> </w:t>
+      </w:r>
+      <w:r>
+        <w:rPr>
+          <w:b/>
+          <w:sz w:val="20"/>
+          <w:lang w:val="fr-FR"/>
         </w:rPr>
         <w:t>and</w:t>
       </w:r>
@@ -886,34 +901,50 @@
           <w:b/>
           <w:spacing w:val="-5"/>
           <w:sz w:val="20"/>
-        </w:rPr>
-        <w:t xml:space="preserve"> </w:t>
-      </w:r>
-      <w:r>
-        <w:rPr>
-          <w:b/>
-          <w:sz w:val="20"/>
-        </w:rPr>
-        <w:t>Physics,</w:t>
+          <w:lang w:val="fr-FR"/>
+        </w:rPr>
+        <w:t xml:space="preserve"> </w:t>
+      </w:r>
+      <w:r>
+        <w:rPr>
+          <w:b/>
+          <w:sz w:val="20"/>
+          <w:lang w:val="fr-FR"/>
+        </w:rPr>
+        <w:t>Physics</w:t>
+      </w:r>
+      <w:proofErr w:type="spellEnd"/>
+      <w:r>
+        <w:rPr>
+          <w:b/>
+          <w:sz w:val="20"/>
+          <w:lang w:val="fr-FR"/>
+        </w:rPr>
+        <w:t>,</w:t>
       </w:r>
       <w:r>
         <w:rPr>
           <w:b/>
           <w:spacing w:val="-6"/>
           <w:sz w:val="20"/>
-        </w:rPr>
-        <w:t xml:space="preserve"> </w:t>
-      </w:r>
-      <w:r>
-        <w:rPr>
-          <w:sz w:val="20"/>
+          <w:lang w:val="fr-FR"/>
+        </w:rPr>
+        <w:t xml:space="preserve"> </w:t>
+      </w:r>
+      <w:proofErr w:type="gramStart"/>
+      <w:r>
+        <w:rPr>
+          <w:sz w:val="20"/>
+          <w:lang w:val="fr-FR"/>
         </w:rPr>
         <w:t>GPA:</w:t>
       </w:r>
+      <w:proofErr w:type="gramEnd"/>
       <w:r>
         <w:rPr>
           <w:spacing w:val="-5"/>
           <w:sz w:val="20"/>
+          <w:lang w:val="fr-FR"/>
         </w:rPr>
         <w:t xml:space="preserve"> </w:t>
       </w:r>
@@ -921,12 +952,14 @@
         <w:rPr>
           <w:spacing w:val="-2"/>
           <w:sz w:val="20"/>
+          <w:lang w:val="fr-FR"/>
         </w:rPr>
         <w:t>3.75/4.0</w:t>
       </w:r>
       <w:r>
         <w:rPr>
           <w:sz w:val="20"/>
+          <w:lang w:val="fr-FR"/>
         </w:rPr>
         <w:tab/>
         <w:t>Jun</w:t>
@@ -935,6 +968,7 @@
         <w:rPr>
           <w:spacing w:val="-5"/>
           <w:sz w:val="20"/>
+          <w:lang w:val="fr-FR"/>
         </w:rPr>
         <w:t xml:space="preserve"> </w:t>
       </w:r>
@@ -942,6 +976,7 @@
         <w:rPr>
           <w:spacing w:val="-4"/>
           <w:sz w:val="20"/>
+          <w:lang w:val="fr-FR"/>
         </w:rPr>
         <w:t>2025</w:t>
       </w:r>
@@ -1518,7 +1553,7 @@
           <w:sz w:val="20"/>
           <w:lang w:val="en-FR"/>
         </w:rPr>
-        <w:t xml:space="preserve"> IR LED illumination array on </w:t>
+        <w:t xml:space="preserve"> IR LED illumination array on</w:t>
       </w:r>
       <w:r>
         <w:rPr>
@@ -1526,7 +1561,7 @@
           <w:sz w:val="20"/>
           <w:lang w:val="en-FR"/>
         </w:rPr>
-        <w:t xml:space="preserve">a </w:t>
+        <w:t xml:space="preserve"> </w:t>
       </w:r>
       <w:r>
         <w:rPr>
@@ -1541,7 +1576,46 @@
           <w:bCs/>
           <w:sz w:val="20"/>
         </w:rPr>
-        <w:t>to provide stable background illumination, reducing ambient light interference in pupil tracking</w:t>
+        <w:t xml:space="preserve">to provide stable background illumination, reducing ambient light interference </w:t>
+      </w:r>
+    </w:p>
+    <w:p>
+      <w:pPr>
+        <w:pStyle w:val="ListParagraph"/>
+        <w:numPr>
+          <w:ilvl w:val="0"/>
+          <w:numId w:val="9"/>
+        </w:numPr>
+        <w:tabs>
+          <w:tab w:val="left" w:pos="10027"/>
+        </w:tabs>
+        <w:rPr>
+          <w:bCs/>
+          <w:sz w:val="20"/>
+        </w:rPr>
+      </w:pPr>
+      <w:r>
+        <w:rPr>
+          <w:bCs/>
+          <w:sz w:val="20"/>
+        </w:rPr>
+        <w:t xml:space="preserve">Designed a 2-axis pan/tilt laser targeting system (dual servos, Arduino + </w:t>
+      </w:r>
+      <w:proofErr w:type="spellStart"/>
+      <w:r>
+        <w:rPr>
+          <w:bCs/>
+          <w:sz w:val="20"/>
+        </w:rPr>
+        <w:t>Waveshare</w:t>
+      </w:r>
+      <w:proofErr w:type="spellEnd"/>
+      <w:r>
+        <w:rPr>
+          <w:bCs/>
+          <w:sz w:val="20"/>
+        </w:rPr>
+        <w:t xml:space="preserve"> driver), achieving &lt;0.1° angular resolution for programmable wall-target positioning</w:t>
       </w:r>
     </w:p>
     <w:p>
@@ -2152,14 +2226,12 @@
         </w:rPr>
         <w:t xml:space="preserve"> </w:t>
       </w:r>
-      <w:proofErr w:type="gramStart"/>
       <w:r>
         <w:rPr>
           <w:sz w:val="20"/>
         </w:rPr>
         <w:t>companies</w:t>
       </w:r>
-      <w:proofErr w:type="gramEnd"/>
       <w:r>
         <w:rPr>
           <w:spacing w:val="-6"/>
@@ -2797,7 +2869,19 @@
         <w:rPr>
           <w:lang w:val="en-FR"/>
         </w:rPr>
-        <w:t>Designed 3+5 segmented current-steering DAC in 0.18 µm CMOS with thermometer MSBs and per-cell trim DACs, achieving SFDR &gt;66 dB and DNL &lt;2×10⁻⁴ LSB across all process corners</w:t>
+        <w:t xml:space="preserve">Designed </w:t>
+      </w:r>
+      <w:r>
+        <w:rPr>
+          <w:lang w:val="en-FR"/>
+        </w:rPr>
+        <w:t xml:space="preserve">a </w:t>
+      </w:r>
+      <w:r>
+        <w:rPr>
+          <w:lang w:val="en-FR"/>
+        </w:rPr>
+        <w:t>3+5 segmented current-steering DAC in 0.18 µm CMOS with thermometer MSBs and per-cell trim DACs, achieving SFDR &gt;66 dB and DNL &lt;2×10⁻⁴ LSB across all process corners</w:t>
       </w:r>
     </w:p>
     <w:p>
@@ -2818,7 +2902,22 @@
           <w:szCs w:val="22"/>
           <w:lang w:val="en-FR"/>
         </w:rPr>
-        <w:t>Optimized cascode unit cell sizing to meet 1% mismatch budget, delivering ≥1.53 Vpp,diff into 100 Ω at 250 MS/s within 27.6 mW</w:t>
+        <w:t>Optimized cascode unit cell sizing to meet 1% mismatch budget, delivering ≥1.53 V</w:t>
+      </w:r>
+      <w:r>
+        <w:rPr>
+          <w:szCs w:val="22"/>
+          <w:vertAlign w:val="subscript"/>
+          <w:lang w:val="en-FR"/>
+        </w:rPr>
+        <w:t xml:space="preserve">pp,diff </w:t>
+      </w:r>
+      <w:r>
+        <w:rPr>
+          <w:szCs w:val="22"/>
+          <w:lang w:val="en-FR"/>
+        </w:rPr>
+        <w:t>into 100 Ω at 250 MS/s within 27.6 mW</w:t>
       </w:r>
     </w:p>
     <w:p>
@@ -3230,8 +3329,17 @@
           <w:spacing w:val="-2"/>
           <w:sz w:val="20"/>
         </w:rPr>
-        <w:t>, PLECS, LTSpice</w:t>
-      </w:r>
+        <w:t xml:space="preserve">, PLECS, </w:t>
+      </w:r>
+      <w:proofErr w:type="spellStart"/>
+      <w:r>
+        <w:rPr>
+          <w:spacing w:val="-2"/>
+          <w:sz w:val="20"/>
+        </w:rPr>
+        <w:t>LTSpice</w:t>
+      </w:r>
+      <w:proofErr w:type="spellEnd"/>
       <w:r>
         <w:rPr>
           <w:spacing w:val="-2"/>
